--- a/livrables/lecons/2026-08-27_lecon-stoicisme_12_musonius-rufus-exercice-concret.docx
+++ b/livrables/lecons/2026-08-27_lecon-stoicisme_12_musonius-rufus-exercice-concret.docx
@@ -249,7 +249,7 @@
           <w:sz w:val="22"/>
           <w:szCs w:val="22"/>
         </w:rPr>
-        <w:t xml:space="preserve">Gaius Musonius Rufus (vers 30–101 apr. J.-C.) est l'un des quatre grands stoïciens romains, avec Sénèque, Épictète et Marc Aurèle. Né à Volsinii en Étrurie dans une famille équestre, il enseigna la philosophie à Rome au 1er siècle — et fut exilé à trois reprises par les empereurs qui le craignaient. Tacite le qualifiait de « stoïcien le plus éminent de son époque » (selon la World History Encyclopedia).</w:t>
+        <w:t xml:space="preserve">Gaius Musonius Rufus (vers 30–101 apr. J.-C.) est l'un des quatre grands stoïciens romains, avec Sénèque, Épictète et Marc Aurèle. Né à Volsinii en Étrurie dans une famille équestre, il enseigna la philosophie à Rome au 1er siècle — et fut exilé à deux reprises : par Néron en 65, vers l'île de Gyaros, puis par Vespasien — il revint à Rome sous Titus. Tacite le qualifiait de « stoïcien le plus éminent de son époque » (selon la World History Encyclopedia).</w:t>
       </w:r>
     </w:p>
     <w:p>
@@ -642,7 +642,7 @@
           <w:sz w:val="22"/>
           <w:szCs w:val="22"/>
         </w:rPr>
-        <w:t xml:space="preserve">Discours à lire : Discours 6 — « Que les femmes aussi doivent étudier la philosophie »</w:t>
+        <w:t xml:space="preserve">Discours à lire : Discours 3 — « Que les femmes aussi doivent étudier la philosophie » (numérotation de l'édition Cora E. Lutz, qui fait référence — ne pas confondre avec le Discours 6, « Sur l'entraînement », d'où provient l'analogie du médecin et du musicien citée plus haut)</w:t>
       </w:r>
     </w:p>
     <w:p>
@@ -1606,7 +1606,7 @@
           <w:sz w:val="22"/>
           <w:szCs w:val="22"/>
         </w:rPr>
-        <w:t xml:space="preserve">La thèse de Musonius — « la philosophie est ce que l'on fait, pas ce que l'on sait » — a un écho direct dans la conduite d'équipe. Une posture professionnelle vertueuse (équité, sang-froid, disponibilité, franchise) ne s'improvise pas dans l'urgence : elle se forge dans l'entraînement quotidien des petits actes. L'exercice de révision du soir peut être adapté en outil de supervision réflexive — une pratique que les RBPP HAS recommandent sous le nom de « soutien des pratiques professionnelles ».</w:t>
+        <w:t xml:space="preserve">La thèse de Musonius — « la philosophie est ce que l'on fait, pas ce que l'on sait » — a un écho direct dans la conduite d'équipe. Une posture professionnelle vertueuse (équité, sang-froid, disponibilité, franchise) ne s'improvise pas dans l'urgence : elle se forge dans l'entraînement quotidien des petits actes. L'exercice de révision du soir s'apparente à ce que le secteur appelle l'ANALYSE DES PRATIQUES PROFESSIONNELLES (APP) — c'est le terme consacré, à employer de préférence à toute autre formulation. Une réserve de méthode, toutefois : l'APP est un dispositif COLLECTIF et animé par un tiers extérieur, là où la révision de Musonius est solitaire et sans témoin. La seconde peut nourrir la posture de l'encadrant ; elle ne remplace ni ne prépare la première. Si une référence est nécessaire sur le rôle de l'encadrement, c'est la recommandation citée en ressources qu'il faut nommer — pas « les RBPP » en général.</w:t>
       </w:r>
     </w:p>
     <w:p>
@@ -1776,6 +1776,46 @@
     </w:p>
     <w:p>
       <w:pPr>
+        <w:spacing w:after="80" w:before="80"/>
+      </w:pPr>
+      <w:r>
+        <w:rPr>
+          <w:rFonts w:ascii="Times New Roman" w:cs="Times New Roman" w:eastAsia="Times New Roman" w:hAnsi="Times New Roman"/>
+          <w:color w:val="1F2937"/>
+          <w:sz w:val="22"/>
+          <w:szCs w:val="22"/>
+        </w:rPr>
+        <w:t xml:space="preserve">Référence professionnelle ajoutée le 27/08/2026, testée ce jour (200) — pour le pont pro uniquement :</w:t>
+      </w:r>
+    </w:p>
+    <w:p>
+      <w:pPr>
+        <w:spacing w:after="80" w:before="80"/>
+      </w:pPr>
+      <w:r>
+        <w:rPr>
+          <w:rFonts w:ascii="Times New Roman" w:cs="Times New Roman" w:eastAsia="Times New Roman" w:hAnsi="Times New Roman"/>
+          <w:color w:val="1F2937"/>
+          <w:sz w:val="22"/>
+          <w:szCs w:val="22"/>
+        </w:rPr>
+        <w:t xml:space="preserve">• </w:t>
+      </w:r>
+      <w:hyperlink w:history="1" r:id="rIdanesmencadrementmalt">
+        <w:r>
+          <w:rPr>
+            <w:rFonts w:ascii="Times New Roman" w:cs="Times New Roman" w:eastAsia="Times New Roman" w:hAnsi="Times New Roman"/>
+            <w:color w:val="1155CC"/>
+            <w:sz w:val="22"/>
+            <w:szCs w:val="22"/>
+            <w:u w:val="single"/>
+          </w:rPr>
+          <w:t xml:space="preserve">ANESM / HAS — Mission du responsable d'établissement et rôle de l'encadrement dans la prévention et le traitement de la maltraitance. C'est la recommandation à nommer quand on parle du rôle de l'encadrement ; elle traite notamment des dispositifs de soutien aux équipes.</w:t>
+        </w:r>
+      </w:hyperlink>
+    </w:p>
+    <w:p>
+      <w:pPr>
         <w:pStyle w:val="Heading2"/>
         <w:spacing w:after="120" w:before="320"/>
       </w:pPr>
@@ -1833,6 +1873,134 @@
           <w:szCs w:val="22"/>
         </w:rPr>
         <w:t xml:space="preserve">Après avoir vu les grands stoïciens romains du 1er siècle (Sénèque, Musonius, Épictète, Marc Aurèle), la leçon 13 remonte aux fondateurs grecs du Portique (vers 300 av. J.-C.) : Zénon de Kition, Cléanthe, Chrysippe. C'est l'occasion de comprendre comment la doctrine s'est constituée, et en quoi le stoïcisme romain s'en est éloigné sur plusieurs points.</w:t>
+      </w:r>
+    </w:p>
+    <w:p>
+      <w:pPr>
+        <w:spacing w:after="120" w:before="300"/>
+      </w:pPr>
+      <w:r>
+        <w:rPr>
+          <w:rFonts w:ascii="Times New Roman" w:cs="Times New Roman" w:eastAsia="Times New Roman" w:hAnsi="Times New Roman"/>
+          <w:b/>
+          <w:bCs/>
+          <w:color w:val="1B3A6B"/>
+          <w:sz w:val="28"/>
+          <w:szCs w:val="28"/>
+        </w:rPr>
+        <w:t xml:space="preserve">📝 Journal des corrections</w:t>
+      </w:r>
+    </w:p>
+    <w:p>
+      <w:pPr>
+        <w:spacing w:after="80" w:before="80"/>
+      </w:pPr>
+      <w:r>
+        <w:rPr>
+          <w:rFonts w:ascii="Times New Roman" w:cs="Times New Roman" w:eastAsia="Times New Roman" w:hAnsi="Times New Roman"/>
+          <w:color w:val="1F2937"/>
+          <w:sz w:val="22"/>
+          <w:szCs w:val="22"/>
+        </w:rPr>
+        <w:t xml:space="preserve">Leçon produite et relue le 27/08/2026. Les corrections sont fondues dans le texte ci-dessus ; les formulations d'origine sont conservées ici.</w:t>
+      </w:r>
+    </w:p>
+    <w:p>
+      <w:pPr>
+        <w:spacing w:after="80" w:before="80"/>
+      </w:pPr>
+      <w:r>
+        <w:rPr>
+          <w:rFonts w:ascii="Times New Roman" w:cs="Times New Roman" w:eastAsia="Times New Roman" w:hAnsi="Times New Roman"/>
+          <w:color w:val="1F2937"/>
+          <w:sz w:val="22"/>
+          <w:szCs w:val="22"/>
+        </w:rPr>
+        <w:t xml:space="preserve">1. Exercice 1 — le lecteur était envoyé vers le mauvais discours.</w:t>
+      </w:r>
+    </w:p>
+    <w:p>
+      <w:pPr>
+        <w:spacing w:after="80" w:before="80"/>
+      </w:pPr>
+      <w:r>
+        <w:rPr>
+          <w:rFonts w:ascii="Times New Roman" w:cs="Times New Roman" w:eastAsia="Times New Roman" w:hAnsi="Times New Roman"/>
+          <w:color w:val="1F2937"/>
+          <w:sz w:val="22"/>
+          <w:szCs w:val="22"/>
+        </w:rPr>
+        <w:t xml:space="preserve">Version initiale : « Discours 6 — Que les femmes aussi doivent étudier la philosophie ». Dans la numérotation de l'édition Cora E. Lutz, qui fait référence, c'est le DISCOURS 3. Le Discours 6 s'intitule « Sur l'entraînement » — c'est-à-dire, précisément, celui d'où provient l'analogie du médecin et du musicien citée en section 2 de cette même leçon. Un lecteur suivant la consigne ouvrait donc un texte ne répondant à aucune des trois questions posées. Vérifié le 27/08/2026 sur la page citée en première ressource de cette leçon.</w:t>
+      </w:r>
+    </w:p>
+    <w:p>
+      <w:pPr>
+        <w:spacing w:after="80" w:before="80"/>
+      </w:pPr>
+      <w:r>
+        <w:rPr>
+          <w:rFonts w:ascii="Times New Roman" w:cs="Times New Roman" w:eastAsia="Times New Roman" w:hAnsi="Times New Roman"/>
+          <w:color w:val="1F2937"/>
+          <w:sz w:val="22"/>
+          <w:szCs w:val="22"/>
+        </w:rPr>
+        <w:t xml:space="preserve">2. Nombre d'exils.</w:t>
+      </w:r>
+    </w:p>
+    <w:p>
+      <w:pPr>
+        <w:spacing w:after="80" w:before="80"/>
+      </w:pPr>
+      <w:r>
+        <w:rPr>
+          <w:rFonts w:ascii="Times New Roman" w:cs="Times New Roman" w:eastAsia="Times New Roman" w:hAnsi="Times New Roman"/>
+          <w:color w:val="1F2937"/>
+          <w:sz w:val="22"/>
+          <w:szCs w:val="22"/>
+        </w:rPr>
+        <w:t xml:space="preserve">Version initiale : « fut exilé à trois reprises par les empereurs qui le craignaient ». L'Internet Encyclopedia of Philosophy, ressource n° 2 de cette leçon, en compte deux : Néron en 65 vers l'île de Gyaros, puis Vespasien, avec retour à Rome sous Titus. Le texte donne désormais les deux exils avec leur auteur et leur date.</w:t>
+      </w:r>
+    </w:p>
+    <w:p>
+      <w:pPr>
+        <w:spacing w:after="80" w:before="80"/>
+      </w:pPr>
+      <w:r>
+        <w:rPr>
+          <w:rFonts w:ascii="Times New Roman" w:cs="Times New Roman" w:eastAsia="Times New Roman" w:hAnsi="Times New Roman"/>
+          <w:color w:val="1F2937"/>
+          <w:sz w:val="22"/>
+          <w:szCs w:val="22"/>
+        </w:rPr>
+        <w:t xml:space="preserve">3. Pont pro — une attribution HAS fabriquée.</w:t>
+      </w:r>
+    </w:p>
+    <w:p>
+      <w:pPr>
+        <w:spacing w:after="80" w:before="80"/>
+      </w:pPr>
+      <w:r>
+        <w:rPr>
+          <w:rFonts w:ascii="Times New Roman" w:cs="Times New Roman" w:eastAsia="Times New Roman" w:hAnsi="Times New Roman"/>
+          <w:color w:val="1F2937"/>
+          <w:sz w:val="22"/>
+          <w:szCs w:val="22"/>
+        </w:rPr>
+        <w:t xml:space="preserve">Version initiale : « une pratique que les RBPP HAS recommandent sous le nom de “soutien des pratiques professionnelles” ». Cette formulation n'a pas été retrouvée dans les recommandations ; le terme consacré du secteur est ANALYSE DES PRATIQUES PROFESSIONNELLES (APP). Le passage emploie désormais ce terme, et ajoute une réserve de méthode que la version initiale masquait : l'APP est un dispositif collectif animé par un tiers extérieur, quand la révision du soir est solitaire — la seconde ne prépare ni ne remplace la première. Une recommandation réellement nommée a été ajoutée en ressources pour le rôle de l'encadrement.</w:t>
+      </w:r>
+    </w:p>
+    <w:p>
+      <w:pPr>
+        <w:spacing w:after="80" w:before="80"/>
+      </w:pPr>
+      <w:r>
+        <w:rPr>
+          <w:rFonts w:ascii="Times New Roman" w:cs="Times New Roman" w:eastAsia="Times New Roman" w:hAnsi="Times New Roman"/>
+          <w:color w:val="1F2937"/>
+          <w:sz w:val="22"/>
+          <w:szCs w:val="22"/>
+        </w:rPr>
+        <w:t xml:space="preserve">Vérifié lors de la relecture et inchangé : les 21 discours et 32 apophtegmes, transmis par Lucius et Stobée ; le fait que Musonius n'ait rien écrit lui-même ; Épictète son élève, autorisé à suivre les cours par Épaphrodite ; la filiation pythagoricienne de l'examen du soir ; l'analogie du médecin et du musicien, honnêtement présentée comme une synthèse et non comme une citation verbatim ; et les dates approximatives de naissance et de mort.</w:t>
       </w:r>
     </w:p>
     <w:sectPr>
